--- a/拉力台设计.docx
+++ b/拉力台设计.docx
@@ -3,6 +3,24 @@
 <w:document xmlns:wpc="http://schemas.microsoft.com/office/word/2010/wordprocessingCanvas" xmlns:cx="http://schemas.microsoft.com/office/drawing/2014/chartex" xmlns:cx1="http://schemas.microsoft.com/office/drawing/2015/9/8/chartex" xmlns:cx2="http://schemas.microsoft.com/office/drawing/2015/10/21/chartex" xmlns:cx3="http://schemas.microsoft.com/office/drawing/2016/5/9/chartex" xmlns:cx4="http://schemas.microsoft.com/office/drawing/2016/5/10/chartex" xmlns:cx5="http://schemas.microsoft.com/office/drawing/2016/5/11/chartex" xmlns:cx6="http://schemas.microsoft.com/office/drawing/2016/5/12/chartex" xmlns:cx7="http://schemas.microsoft.com/office/drawing/2016/5/13/chartex" xmlns:cx8="http://schemas.microsoft.com/office/drawing/2016/5/14/chartex" xmlns:mc="http://schemas.openxmlformats.org/markup-compatibility/2006" xmlns:aink="http://schemas.microsoft.com/office/drawing/2016/ink" xmlns:am3d="http://schemas.microsoft.com/office/drawing/2017/model3d" xmlns:o="urn:schemas-microsoft-com:office:office" xmlns:r="http://schemas.openxmlformats.org/officeDocument/2006/relationships" xmlns:m="http://schemas.openxmlformats.org/officeDocument/2006/math" xmlns:v="urn:schemas-microsoft-com:vml" xmlns:wp14="http://schemas.microsoft.com/office/word/2010/wordprocessingDrawing" xmlns:wp="http://schemas.openxmlformats.org/drawingml/2006/wordprocessingDrawing" xmlns:w10="urn:schemas-microsoft-com:office:word" xmlns:w="http://schemas.openxmlformats.org/wordprocessingml/2006/main" xmlns:w14="http://schemas.microsoft.com/office/word/2010/wordml" xmlns:w15="http://schemas.microsoft.com/office/word/2012/wordml" xmlns:w16cex="http://schemas.microsoft.com/office/word/2018/wordml/cex" xmlns:w16cid="http://schemas.microsoft.com/office/word/2016/wordml/cid" xmlns:w16="http://schemas.microsoft.com/office/word/2018/wordml" xmlns:w16sdtdh="http://schemas.microsoft.com/office/word/2020/wordml/sdtdatahash" xmlns:w16se="http://schemas.microsoft.com/office/word/2015/wordml/symex" xmlns:wpg="http://schemas.microsoft.com/office/word/2010/wordprocessingGroup" xmlns:wpi="http://schemas.microsoft.com/office/word/2010/wordprocessingInk" xmlns:wne="http://schemas.microsoft.com/office/word/2006/wordml" xmlns:wps="http://schemas.microsoft.com/office/word/2010/wordprocessingShape" mc:Ignorable="w14 w15 w16se w16cid w16 w16cex w16sdtdh wp14">
   <w:body>
     <w:p>
+      <w:pPr>
+        <w:rPr>
+          <w:rFonts w:hint="eastAsia"/>
+        </w:rPr>
+      </w:pPr>
+      <w:r>
+        <w:rPr>
+          <w:rFonts w:hint="eastAsia"/>
+        </w:rPr>
+        <w:t>使用德森特六维力传感器来测量电机拉力和扭矩</w:t>
+      </w:r>
+    </w:p>
+    <w:p>
+      <w:pPr>
+        <w:rPr>
+          <w:rFonts w:hint="eastAsia"/>
+        </w:rPr>
+      </w:pPr>
       <w:r>
         <w:rPr>
           <w:rFonts w:hint="eastAsia"/>
@@ -15,119 +33,370 @@
         <w:rPr>
           <w:rFonts w:hint="eastAsia"/>
         </w:rPr>
-        <w:t>HX</w:t>
-      </w:r>
-      <w:r>
-        <w:t>7_ENABLE</w:t>
-      </w:r>
-      <w:r>
-        <w:rPr>
-          <w:rFonts w:hint="eastAsia"/>
-        </w:rPr>
-        <w:t>：启动hx</w:t>
-      </w:r>
-      <w:r>
-        <w:t>711</w:t>
-      </w:r>
-      <w:r>
-        <w:rPr>
-          <w:rFonts w:hint="eastAsia"/>
-        </w:rPr>
-        <w:t>驱动</w:t>
-      </w:r>
-    </w:p>
-    <w:p>
-      <w:r>
-        <w:rPr>
-          <w:rFonts w:hint="eastAsia"/>
-        </w:rPr>
-        <w:t>HX</w:t>
-      </w:r>
-      <w:r>
-        <w:t>7_DOUT:</w:t>
-      </w:r>
-      <w:r>
-        <w:rPr>
-          <w:rFonts w:hint="eastAsia"/>
-        </w:rPr>
-        <w:t>引脚编号，对于zer</w:t>
-      </w:r>
-      <w:r>
-        <w:t>o_onev6x</w:t>
-      </w:r>
-      <w:r>
-        <w:rPr>
-          <w:rFonts w:hint="eastAsia"/>
-        </w:rPr>
-        <w:t>飞控是5</w:t>
-      </w:r>
-      <w:r>
+        <w:t>需要使用</w:t>
+      </w:r>
+      <w:r>
+        <w:t>ttl</w:t>
+      </w:r>
+      <w:r>
+        <w:rPr>
+          <w:rFonts w:hint="eastAsia"/>
+        </w:rPr>
+        <w:t>转4</w:t>
+      </w:r>
+      <w:r>
+        <w:t>85</w:t>
+      </w:r>
+      <w:r>
+        <w:rPr>
+          <w:rFonts w:hint="eastAsia"/>
+        </w:rPr>
+        <w:t>的模块，连接到飞控串口上之后，需要设置串口协议为4</w:t>
+      </w:r>
+      <w:r>
+        <w:t>9</w:t>
+      </w:r>
+    </w:p>
+    <w:p>
+      <w:r>
+        <w:rPr>
+          <w:rFonts w:hint="eastAsia"/>
+        </w:rPr>
+        <w:t>需要的日志在</w:t>
+      </w:r>
+    </w:p>
+    <w:p>
+      <w:r>
+        <w:rPr>
+          <w:rFonts w:hint="eastAsia"/>
+        </w:rPr>
+        <w:t>FM里，分别是Fx</w:t>
+      </w:r>
+      <w:r>
+        <w:t>,Fy,Fz,Mx,My,Mz,</w:t>
+      </w:r>
+      <w:r>
+        <w:rPr>
+          <w:rFonts w:hint="eastAsia"/>
+        </w:rPr>
+        <w:t>都是浮点数</w:t>
+      </w:r>
+    </w:p>
+    <w:p/>
+    <w:p>
+      <w:r>
+        <w:rPr>
+          <w:rFonts w:hint="eastAsia"/>
+        </w:rPr>
+        <w:t>搜索参数SERVO_</w:t>
+      </w:r>
+      <w:r>
+        <w:t>FM_</w:t>
+      </w:r>
+      <w:r>
+        <w:rPr>
+          <w:rFonts w:hint="eastAsia"/>
+        </w:rPr>
+        <w:t>RATE来修改数据记录的频率</w:t>
+      </w:r>
+    </w:p>
+    <w:p/>
+    <w:p>
+      <w:r>
+        <w:rPr>
+          <w:rFonts w:hint="eastAsia"/>
+        </w:rPr>
+        <w:t>需要开启脚本功能，设置scr</w:t>
+      </w:r>
+      <w:r>
+        <w:t>_enable</w:t>
+      </w:r>
+      <w:r>
+        <w:rPr>
+          <w:rFonts w:hint="eastAsia"/>
+        </w:rPr>
+        <w:t>为1</w:t>
+      </w:r>
+    </w:p>
+    <w:p>
+      <w:pPr>
+        <w:rPr>
+          <w:rFonts w:hint="eastAsia"/>
+        </w:rPr>
+      </w:pPr>
+      <w:r>
+        <w:rPr>
+          <w:rFonts w:hint="eastAsia"/>
+        </w:rPr>
+        <w:t>然后加载相应的脚本</w:t>
+      </w:r>
+    </w:p>
+    <w:p>
+      <w:r>
+        <w:rPr>
+          <w:rFonts w:hint="eastAsia"/>
+        </w:rPr>
+        <w:t>飞控上设置一个通道开关，功能为：</w:t>
+      </w:r>
+      <w:r>
+        <w:rPr>
+          <w:rFonts w:hint="eastAsia"/>
+        </w:rPr>
+        <w:t>3</w:t>
+      </w:r>
+      <w:r>
+        <w:t>00</w:t>
+      </w:r>
+      <w:r>
+        <w:t>,</w:t>
+      </w:r>
+      <w:r>
+        <w:t xml:space="preserve"> </w:t>
+      </w:r>
+      <w:r>
+        <w:t>SCRIPTING_1</w:t>
+      </w:r>
+    </w:p>
+    <w:p>
+      <w:r>
+        <w:rPr>
+          <w:rFonts w:hint="eastAsia"/>
+        </w:rPr>
+        <w:t>还需要设置对应的通道功能为9</w:t>
+      </w:r>
+      <w:r>
+        <w:t>4</w:t>
+      </w:r>
+      <w:r>
+        <w:rPr>
+          <w:rFonts w:hint="eastAsia"/>
+        </w:rPr>
+        <w:t>，</w:t>
+      </w:r>
+      <w:r>
+        <w:t xml:space="preserve"> </w:t>
+      </w:r>
+      <w:r>
+        <w:t>scripting1</w:t>
+      </w:r>
+    </w:p>
+    <w:p>
+      <w:r>
+        <w:rPr>
+          <w:rFonts w:hint="eastAsia"/>
+        </w:rPr>
+        <w:t>通过该开关用来触发飞控通道输出，实现斜坡信号测量</w:t>
+      </w:r>
+    </w:p>
+    <w:p>
+      <w:pPr>
+        <w:rPr>
+          <w:rFonts w:hint="eastAsia"/>
+        </w:rPr>
+      </w:pPr>
+    </w:p>
+    <w:p/>
+    <w:p>
+      <w:r>
+        <w:rPr>
+          <w:rFonts w:hint="eastAsia"/>
+        </w:rPr>
+        <w:t>再设置一个通道开关，功能为：</w:t>
+      </w:r>
+    </w:p>
+    <w:p>
+      <w:pPr>
+        <w:rPr>
+          <w:rFonts w:hint="eastAsia"/>
+        </w:rPr>
+      </w:pPr>
+      <w:r>
+        <w:rPr>
+          <w:rFonts w:hint="eastAsia"/>
+        </w:rPr>
+        <w:t>实现急停</w:t>
+      </w:r>
+    </w:p>
+    <w:p/>
+    <w:p>
+      <w:pPr>
+        <w:rPr>
+          <w:rFonts w:hint="eastAsia"/>
+        </w:rPr>
+      </w:pPr>
+    </w:p>
+    <w:p>
+      <w:r>
+        <w:rPr>
+          <w:rFonts w:hint="eastAsia"/>
+        </w:rPr>
+        <w:t>拉力台可以测量的项如下：</w:t>
+      </w:r>
+    </w:p>
+    <w:p>
+      <w:r>
+        <w:rPr>
+          <w:rFonts w:hint="eastAsia"/>
+        </w:rPr>
+        <w:t>拉力</w:t>
+      </w:r>
+    </w:p>
+    <w:p>
+      <w:r>
+        <w:rPr>
+          <w:rFonts w:hint="eastAsia"/>
+        </w:rPr>
+        <w:t>扭矩：通过力和力臂的关系换算</w:t>
+      </w:r>
+    </w:p>
+    <w:p>
+      <w:r>
+        <w:rPr>
+          <w:rFonts w:hint="eastAsia"/>
+        </w:rPr>
+        <w:t>电流</w:t>
+      </w:r>
+    </w:p>
+    <w:p>
+      <w:r>
+        <w:rPr>
+          <w:rFonts w:hint="eastAsia"/>
+        </w:rPr>
+        <w:t>电压</w:t>
+      </w:r>
+    </w:p>
+    <w:p>
+      <w:r>
+        <w:rPr>
+          <w:rFonts w:hint="eastAsia"/>
+        </w:rPr>
+        <w:t>功率</w:t>
+      </w:r>
+    </w:p>
+    <w:p>
+      <w:r>
+        <w:rPr>
+          <w:rFonts w:hint="eastAsia"/>
+        </w:rPr>
+        <w:t>转速：通过rpm或者双向dsho</w:t>
+      </w:r>
+      <w:r>
+        <w:t>t</w:t>
+      </w:r>
+      <w:r>
+        <w:rPr>
+          <w:rFonts w:hint="eastAsia"/>
+        </w:rPr>
+        <w:t>，或者电调遥测（没用过）</w:t>
+      </w:r>
+    </w:p>
+    <w:p>
+      <w:r>
+        <w:rPr>
+          <w:rFonts w:hint="eastAsia"/>
+        </w:rPr>
+        <w:t>螺旋桨效率</w:t>
+      </w:r>
+      <w:r>
+        <w:rPr>
+          <w:rFonts w:hint="eastAsia"/>
+        </w:rPr>
+        <w:t>，力效？g</w:t>
+      </w:r>
+      <w:r>
+        <w:t>/w</w:t>
+      </w:r>
+      <w:r>
+        <w:rPr>
+          <w:rFonts w:hint="eastAsia"/>
+        </w:rPr>
+        <w:t>（后处理）</w:t>
+      </w:r>
+    </w:p>
+    <w:p>
+      <w:r>
+        <w:rPr>
+          <w:rFonts w:hint="eastAsia"/>
+        </w:rPr>
+        <w:t>电动机效率</w:t>
+      </w:r>
+      <w:r>
+        <w:rPr>
+          <w:rFonts w:hint="eastAsia"/>
+        </w:rPr>
+        <w:t>（</w:t>
+      </w:r>
+      <w:r>
+        <w:rPr>
+          <w:rFonts w:hint="eastAsia"/>
+        </w:rPr>
+        <w:t>？？</w:t>
+      </w:r>
+      <w:r>
+        <w:rPr>
+          <w:rFonts w:hint="eastAsia"/>
+        </w:rPr>
+        <w:t>）</w:t>
+      </w:r>
+    </w:p>
+    <w:p/>
+    <w:p>
+      <w:r>
+        <w:rPr>
+          <w:rFonts w:hint="eastAsia"/>
+        </w:rPr>
+        <w:t>除此之外应该有好的交互体验</w:t>
+      </w:r>
+    </w:p>
+    <w:p>
+      <w:r>
+        <w:rPr>
+          <w:rFonts w:hint="eastAsia"/>
+        </w:rPr>
+        <w:t>必要交互有如下几条：</w:t>
+      </w:r>
+    </w:p>
+    <w:p>
+      <w:r>
+        <w:rPr>
+          <w:rFonts w:hint="eastAsia"/>
+        </w:rPr>
         <w:t>1</w:t>
       </w:r>
       <w:r>
-        <w:rPr>
-          <w:rFonts w:hint="eastAsia"/>
-        </w:rPr>
-        <w:t>，连接到了M</w:t>
-      </w:r>
-      <w:r>
-        <w:t>10</w:t>
-      </w:r>
-    </w:p>
-    <w:p>
-      <w:r>
-        <w:rPr>
-          <w:rFonts w:hint="eastAsia"/>
-        </w:rPr>
-        <w:t>HX</w:t>
-      </w:r>
-      <w:r>
-        <w:t>7_</w:t>
-      </w:r>
-      <w:r>
-        <w:t>SCK:</w:t>
-      </w:r>
-      <w:r>
-        <w:rPr>
-          <w:rFonts w:hint="eastAsia"/>
-        </w:rPr>
-        <w:t>引脚编号</w:t>
-      </w:r>
-      <w:r>
-        <w:t>,</w:t>
-      </w:r>
-      <w:r>
-        <w:rPr>
-          <w:rFonts w:hint="eastAsia"/>
-        </w:rPr>
-        <w:t xml:space="preserve"> </w:t>
-      </w:r>
-      <w:r>
-        <w:rPr>
-          <w:rFonts w:hint="eastAsia"/>
-        </w:rPr>
-        <w:t>对于zer</w:t>
-      </w:r>
-      <w:r>
-        <w:t>o_onev6x</w:t>
-      </w:r>
-      <w:r>
-        <w:rPr>
-          <w:rFonts w:hint="eastAsia"/>
-        </w:rPr>
-        <w:t>飞控是5</w:t>
-      </w:r>
-      <w:r>
-        <w:t>0</w:t>
-      </w:r>
-      <w:r>
-        <w:rPr>
-          <w:rFonts w:hint="eastAsia"/>
-        </w:rPr>
-        <w:t>，连接到了M</w:t>
-      </w:r>
-      <w:r>
-        <w:t>9</w:t>
+        <w:t>.</w:t>
+      </w:r>
+      <w:r>
+        <w:rPr>
+          <w:rFonts w:hint="eastAsia"/>
+        </w:rPr>
+        <w:t>急停按钮：</w:t>
+      </w:r>
+    </w:p>
+    <w:p>
+      <w:r>
+        <w:rPr>
+          <w:rFonts w:hint="eastAsia"/>
+        </w:rPr>
+        <w:t>2</w:t>
+      </w:r>
+      <w:r>
+        <w:t>.</w:t>
+      </w:r>
+      <w:r>
+        <w:rPr>
+          <w:rFonts w:hint="eastAsia"/>
+        </w:rPr>
+        <w:t>阶梯斜坡信号，用于校准完成后的一键自动测试</w:t>
+      </w:r>
+      <w:r>
+        <w:rPr>
+          <w:rFonts w:hint="eastAsia"/>
+        </w:rPr>
+        <w:t>(此功能应该通过脚本实现，便于用户修改</w:t>
+      </w:r>
+      <w:r>
+        <w:t>)</w:t>
       </w:r>
     </w:p>
     <w:p/>
@@ -136,121 +405,35 @@
         <w:rPr>
           <w:rFonts w:hint="eastAsia"/>
         </w:rPr>
-        <w:t>拉力台可以测量的项如下：</w:t>
-      </w:r>
-    </w:p>
-    <w:p>
-      <w:r>
-        <w:rPr>
-          <w:rFonts w:hint="eastAsia"/>
-        </w:rPr>
-        <w:t>拉力</w:t>
-      </w:r>
-    </w:p>
-    <w:p>
-      <w:r>
-        <w:rPr>
-          <w:rFonts w:hint="eastAsia"/>
-        </w:rPr>
-        <w:t>扭矩：通过力和力臂的关系换算</w:t>
-      </w:r>
-    </w:p>
-    <w:p>
-      <w:r>
-        <w:rPr>
-          <w:rFonts w:hint="eastAsia"/>
-        </w:rPr>
-        <w:t>电流</w:t>
-      </w:r>
-    </w:p>
-    <w:p>
-      <w:r>
-        <w:rPr>
-          <w:rFonts w:hint="eastAsia"/>
-        </w:rPr>
-        <w:t>电压</w:t>
-      </w:r>
-    </w:p>
-    <w:p>
-      <w:r>
-        <w:rPr>
-          <w:rFonts w:hint="eastAsia"/>
-        </w:rPr>
-        <w:t>功率</w:t>
-      </w:r>
-    </w:p>
-    <w:p>
-      <w:r>
-        <w:rPr>
-          <w:rFonts w:hint="eastAsia"/>
-        </w:rPr>
-        <w:t>转速：通过rpm或者双向</w:t>
-      </w:r>
-      <w:proofErr w:type="spellStart"/>
-      <w:r>
-        <w:rPr>
-          <w:rFonts w:hint="eastAsia"/>
-        </w:rPr>
-        <w:t>dsho</w:t>
-      </w:r>
-      <w:r>
-        <w:t>t</w:t>
-      </w:r>
-      <w:proofErr w:type="spellEnd"/>
-      <w:r>
-        <w:rPr>
-          <w:rFonts w:hint="eastAsia"/>
-        </w:rPr>
-        <w:t>，或者电调遥测（没用过）</w:t>
-      </w:r>
-    </w:p>
-    <w:p>
-      <w:r>
-        <w:rPr>
-          <w:rFonts w:hint="eastAsia"/>
-        </w:rPr>
-        <w:t>螺旋桨效率</w:t>
-      </w:r>
-      <w:r>
-        <w:rPr>
-          <w:rFonts w:hint="eastAsia"/>
-        </w:rPr>
-        <w:t>，力效？g</w:t>
-      </w:r>
-      <w:r>
-        <w:t>/w</w:t>
-      </w:r>
-      <w:r>
-        <w:rPr>
-          <w:rFonts w:hint="eastAsia"/>
-        </w:rPr>
-        <w:t>（后处理）</w:t>
-      </w:r>
-    </w:p>
-    <w:p>
-      <w:r>
-        <w:rPr>
-          <w:rFonts w:hint="eastAsia"/>
-        </w:rPr>
-        <w:t>电动机效率</w:t>
-      </w:r>
-      <w:r>
-        <w:rPr>
-          <w:rFonts w:hint="eastAsia"/>
-        </w:rPr>
-        <w:t>（</w:t>
-      </w:r>
-      <w:r>
-        <w:rPr>
-          <w:rFonts w:hint="eastAsia"/>
-        </w:rPr>
-        <w:t>？？</w:t>
-      </w:r>
-      <w:r>
-        <w:rPr>
-          <w:rFonts w:hint="eastAsia"/>
-        </w:rPr>
-        <w:t>）</w:t>
+        <w:t>良好交互体验：</w:t>
+      </w:r>
+    </w:p>
+    <w:p>
+      <w:r>
+        <w:t>1.RGB</w:t>
+      </w:r>
+      <w:r>
+        <w:rPr>
+          <w:rFonts w:hint="eastAsia"/>
+        </w:rPr>
+        <w:t>灯带显示信号量和信息提示</w:t>
+      </w:r>
+    </w:p>
+    <w:p>
+      <w:r>
+        <w:rPr>
+          <w:rFonts w:hint="eastAsia"/>
+        </w:rPr>
+        <w:t>2</w:t>
+      </w:r>
+      <w:r>
+        <w:t>.</w:t>
+      </w:r>
+      <w:r>
+        <w:rPr>
+          <w:rFonts w:hint="eastAsia"/>
+        </w:rPr>
+        <w:t>小的屏幕用于显示提示信息，可以不连接地面站进行操作</w:t>
       </w:r>
     </w:p>
     <w:p/>
@@ -259,124 +442,106 @@
         <w:rPr>
           <w:rFonts w:hint="eastAsia"/>
         </w:rPr>
-        <w:t>除此之外应该有好的交互体验</w:t>
-      </w:r>
-    </w:p>
-    <w:p>
-      <w:r>
-        <w:rPr>
-          <w:rFonts w:hint="eastAsia"/>
-        </w:rPr>
-        <w:t>必要交互有如下几条：</w:t>
-      </w:r>
-    </w:p>
-    <w:p>
-      <w:r>
-        <w:rPr>
-          <w:rFonts w:hint="eastAsia"/>
-        </w:rPr>
-        <w:t>1</w:t>
-      </w:r>
-      <w:r>
-        <w:t>.</w:t>
-      </w:r>
-      <w:r>
-        <w:rPr>
-          <w:rFonts w:hint="eastAsia"/>
-        </w:rPr>
-        <w:t>急停按钮：</w:t>
-      </w:r>
-    </w:p>
-    <w:p>
-      <w:r>
-        <w:rPr>
-          <w:rFonts w:hint="eastAsia"/>
-        </w:rPr>
-        <w:t>2</w:t>
-      </w:r>
-      <w:r>
-        <w:t>.</w:t>
-      </w:r>
-      <w:r>
-        <w:rPr>
-          <w:rFonts w:hint="eastAsia"/>
-        </w:rPr>
-        <w:t>阶梯斜坡信号，用于校准完成后的一键自动测试</w:t>
-      </w:r>
-      <w:r>
-        <w:rPr>
-          <w:rFonts w:hint="eastAsia"/>
-        </w:rPr>
-        <w:t>(此功能应该通过脚本实现，便于用户修改</w:t>
-      </w:r>
-      <w:r>
-        <w:t>)</w:t>
+        <w:t>高级体验：</w:t>
+      </w:r>
+    </w:p>
+    <w:p>
+      <w:r>
+        <w:rPr>
+          <w:rFonts w:hint="eastAsia"/>
+        </w:rPr>
+        <w:t>通过re</w:t>
+      </w:r>
+      <w:r>
+        <w:t>play</w:t>
+      </w:r>
+      <w:r>
+        <w:rPr>
+          <w:rFonts w:hint="eastAsia"/>
+        </w:rPr>
+        <w:t>来实现拉力回放</w:t>
+      </w:r>
+    </w:p>
+    <w:p>
+      <w:pPr>
+        <w:widowControl/>
+        <w:jc w:val="left"/>
+      </w:pPr>
+      <w:r>
+        <w:br w:type="page"/>
+      </w:r>
+    </w:p>
+    <w:p>
+      <w:pPr>
+        <w:pStyle w:val="2"/>
+        <w:jc w:val="center"/>
+      </w:pPr>
+      <w:r>
+        <w:lastRenderedPageBreak/>
+        <w:t>M</w:t>
+      </w:r>
+      <w:r>
+        <w:rPr>
+          <w:rFonts w:hint="eastAsia"/>
+        </w:rPr>
+        <w:t>ot</w:t>
+      </w:r>
+      <w:r>
+        <w:t>_thst_expo</w:t>
+      </w:r>
+      <w:r>
+        <w:rPr>
+          <w:rFonts w:hint="eastAsia"/>
+        </w:rPr>
+        <w:t>参数有什么用？</w:t>
+      </w:r>
+    </w:p>
+    <w:p>
+      <w:r>
+        <w:rPr>
+          <w:rFonts w:hint="eastAsia"/>
+        </w:rPr>
+        <w:t>这是调整飞机的一个极其重要的参数。大多数</w:t>
+      </w:r>
+      <w:r>
+        <w:t xml:space="preserve"> ESC 的工作原理是，命令输入与用于驱动电机的平均电压大致成正比。这导致每个螺旋桨产生强烈的非线性推力响应。我使用了大约 100 个螺旋桨的测量值，得出默认 MOT_THST_EXPO 值 0.65。基本原理是 prop 越大，值越高。因此，对于普通 ESC 来说，30 英寸的螺旋桨更接近 0.8，而 5 英寸的螺旋桨更像是 0.5。同轴螺旋桨似乎也更低，因此如果我没有测量推力特性，我会对大多数同轴设计使用 0.5。</w:t>
+      </w:r>
+      <w:r>
+        <w:rPr>
+          <w:rFonts w:hint="eastAsia"/>
+        </w:rPr>
+        <w:t>然而，一些</w:t>
+      </w:r>
+      <w:r>
+        <w:t xml:space="preserve"> ESC 似乎对命令的输入进行补偿，以尝试线性化推力值。根据 ESC 和螺旋桨的不同，MOT_THST_EXPO 可以从 -0.3 到 0.5 不等。</w:t>
+      </w:r>
+      <w:r>
+        <w:rPr>
+          <w:rFonts w:hint="eastAsia"/>
+        </w:rPr>
+        <w:t>更改</w:t>
+      </w:r>
+      <w:r>
+        <w:t xml:space="preserve"> MOT_THST_EXPO 值的另一个参数是 MOT_SPIN_MIN 值。因此，如果您增加 MOT_SPIN_MIN，则需要减少完美的 MOT_THST_EXPO。</w:t>
+      </w:r>
+      <w:r>
+        <w:rPr>
+          <w:rFonts w:hint="eastAsia"/>
+        </w:rPr>
+        <w:t>因此，正确定义此参数的唯一方法是测量推力曲线并计算</w:t>
+      </w:r>
+      <w:r>
+        <w:t xml:space="preserve"> MOT_THST_EXPO。但是，对于大多数 ESC 和螺旋桨组合，默认值将正常工作。</w:t>
       </w:r>
     </w:p>
     <w:p/>
     <w:p>
-      <w:r>
-        <w:rPr>
-          <w:rFonts w:hint="eastAsia"/>
-        </w:rPr>
-        <w:t>良好交互体验：</w:t>
-      </w:r>
-    </w:p>
-    <w:p>
-      <w:r>
-        <w:t>1.RGB</w:t>
-      </w:r>
-      <w:r>
-        <w:rPr>
-          <w:rFonts w:hint="eastAsia"/>
-        </w:rPr>
-        <w:t>灯带显示信号量和信息提示</w:t>
-      </w:r>
-    </w:p>
-    <w:p>
-      <w:r>
-        <w:rPr>
-          <w:rFonts w:hint="eastAsia"/>
-        </w:rPr>
-        <w:t>2</w:t>
-      </w:r>
-      <w:r>
-        <w:t>.</w:t>
-      </w:r>
-      <w:r>
-        <w:rPr>
-          <w:rFonts w:hint="eastAsia"/>
-        </w:rPr>
-        <w:t>小的屏幕用于显示提示信息，可以不连接地面站进行操作</w:t>
-      </w:r>
-    </w:p>
-    <w:p/>
-    <w:p>
-      <w:r>
-        <w:rPr>
-          <w:rFonts w:hint="eastAsia"/>
-        </w:rPr>
-        <w:t>高级体验：</w:t>
-      </w:r>
-    </w:p>
-    <w:p>
-      <w:r>
-        <w:rPr>
-          <w:rFonts w:hint="eastAsia"/>
-        </w:rPr>
-        <w:t>通过re</w:t>
-      </w:r>
-      <w:r>
-        <w:t>play</w:t>
-      </w:r>
-      <w:r>
-        <w:rPr>
-          <w:rFonts w:hint="eastAsia"/>
-        </w:rPr>
-        <w:t>来实现拉力回放</w:t>
-      </w:r>
-    </w:p>
-    <w:p/>
+      <w:pPr>
+        <w:rPr>
+          <w:rFonts w:hint="eastAsia"/>
+        </w:rPr>
+      </w:pPr>
+    </w:p>
     <w:sectPr>
       <w:pgSz w:w="11906" w:h="16838"/>
       <w:pgMar w:top="1440" w:right="1800" w:bottom="1440" w:left="1800" w:header="851" w:footer="992" w:gutter="0"/>
@@ -825,6 +990,29 @@
       <w:jc w:val="both"/>
     </w:pPr>
   </w:style>
+  <w:style w:type="paragraph" w:styleId="2">
+    <w:name w:val="heading 2"/>
+    <w:basedOn w:val="a"/>
+    <w:next w:val="a"/>
+    <w:link w:val="20"/>
+    <w:uiPriority w:val="9"/>
+    <w:unhideWhenUsed/>
+    <w:qFormat/>
+    <w:rsid w:val="00DE0098"/>
+    <w:pPr>
+      <w:keepNext/>
+      <w:keepLines/>
+      <w:spacing w:before="260" w:after="260" w:line="416" w:lineRule="auto"/>
+      <w:outlineLvl w:val="1"/>
+    </w:pPr>
+    <w:rPr>
+      <w:rFonts w:asciiTheme="majorHAnsi" w:eastAsiaTheme="majorEastAsia" w:hAnsiTheme="majorHAnsi" w:cstheme="majorBidi"/>
+      <w:b/>
+      <w:bCs/>
+      <w:sz w:val="32"/>
+      <w:szCs w:val="32"/>
+    </w:rPr>
+  </w:style>
   <w:style w:type="character" w:default="1" w:styleId="a0">
     <w:name w:val="Default Paragraph Font"/>
     <w:uiPriority w:val="1"/>
@@ -915,6 +1103,20 @@
     <w:rPr>
       <w:sz w:val="18"/>
       <w:szCs w:val="18"/>
+    </w:rPr>
+  </w:style>
+  <w:style w:type="character" w:customStyle="1" w:styleId="20">
+    <w:name w:val="标题 2 字符"/>
+    <w:basedOn w:val="a0"/>
+    <w:link w:val="2"/>
+    <w:uiPriority w:val="9"/>
+    <w:rsid w:val="00DE0098"/>
+    <w:rPr>
+      <w:rFonts w:asciiTheme="majorHAnsi" w:eastAsiaTheme="majorEastAsia" w:hAnsiTheme="majorHAnsi" w:cstheme="majorBidi"/>
+      <w:b/>
+      <w:bCs/>
+      <w:sz w:val="32"/>
+      <w:szCs w:val="32"/>
     </w:rPr>
   </w:style>
 </w:styles>
